--- a/Documents/RFC.docx
+++ b/Documents/RFC.docx
@@ -276,13 +276,54 @@
           <w:tab w:val="left" w:pos="3785"/>
         </w:tabs>
         <w:jc w:val="center"/>
-      </w:pPr>
-      <w:r>
         <w:rPr>
           <w:color w:val="548DD4" w:themeColor="text2" w:themeTint="99"/>
         </w:rPr>
+      </w:pPr>
+      <w:r>
+        <w:rPr>
+          <w:color w:val="548DD4" w:themeColor="text2" w:themeTint="99"/>
+        </w:rPr>
         <w:t>Team 28</w:t>
       </w:r>
+    </w:p>
+    <w:p>
+      <w:pPr>
+        <w:tabs>
+          <w:tab w:val="left" w:pos="3785"/>
+        </w:tabs>
+        <w:jc w:val="center"/>
+        <w:rPr>
+          <w:color w:val="548DD4" w:themeColor="text2" w:themeTint="99"/>
+        </w:rPr>
+      </w:pPr>
+    </w:p>
+    <w:p>
+      <w:pPr>
+        <w:tabs>
+          <w:tab w:val="left" w:pos="3785"/>
+        </w:tabs>
+        <w:jc w:val="center"/>
+        <w:rPr>
+          <w:color w:val="548DD4" w:themeColor="text2" w:themeTint="99"/>
+        </w:rPr>
+      </w:pPr>
+    </w:p>
+    <w:p>
+      <w:pPr>
+        <w:tabs>
+          <w:tab w:val="left" w:pos="3785"/>
+        </w:tabs>
+        <w:jc w:val="center"/>
+      </w:pPr>
+      <w:hyperlink r:id="rId8" w:history="1">
+        <w:r>
+          <w:rPr>
+            <w:rStyle w:val="Hyperlink"/>
+          </w:rPr>
+          <w:t>Github</w:t>
+        </w:r>
+      </w:hyperlink>
     </w:p>
     <w:tbl>
       <w:tblPr>
@@ -9430,7 +9471,7 @@
                     <pic:cNvPicPr/>
                   </pic:nvPicPr>
                   <pic:blipFill>
-                    <a:blip r:embed="rId8"/>
+                    <a:blip r:embed="rId9"/>
                     <a:stretch>
                       <a:fillRect/>
                     </a:stretch>
@@ -25955,6 +25996,29 @@
     <w:basedOn w:val="DefaultParagraphFont"/>
     <w:rsid w:val="00F25C24"/>
   </w:style>
+  <w:style w:type="character" w:styleId="Hyperlink">
+    <w:name w:val="Hyperlink"/>
+    <w:basedOn w:val="DefaultParagraphFont"/>
+    <w:uiPriority w:val="99"/>
+    <w:unhideWhenUsed/>
+    <w:rsid w:val="00D76631"/>
+    <w:rPr>
+      <w:color w:val="0000FF" w:themeColor="hyperlink"/>
+      <w:u w:val="single"/>
+    </w:rPr>
+  </w:style>
+  <w:style w:type="character" w:styleId="UnresolvedMention">
+    <w:name w:val="Unresolved Mention"/>
+    <w:basedOn w:val="DefaultParagraphFont"/>
+    <w:uiPriority w:val="99"/>
+    <w:semiHidden/>
+    <w:unhideWhenUsed/>
+    <w:rsid w:val="00D76631"/>
+    <w:rPr>
+      <w:color w:val="605E5C"/>
+      <w:shd w:val="clear" w:color="auto" w:fill="E1DFDD"/>
+    </w:rPr>
+  </w:style>
 </w:styles>
 </file>
 
@@ -26072,21 +26136,21 @@
     <w:charset w:val="00"/>
     <w:family w:val="swiss"/>
     <w:pitch w:val="variable"/>
-    <w:sig w:usb0="E0002AFF" w:usb1="C0007843" w:usb2="00000009" w:usb3="00000000" w:csb0="000001FF" w:csb1="00000000"/>
+    <w:sig w:usb0="E0002EFF" w:usb1="C000785B" w:usb2="00000009" w:usb3="00000000" w:csb0="000001FF" w:csb1="00000000"/>
   </w:font>
   <w:font w:name="Cambria">
     <w:panose1 w:val="02040503050406030204"/>
     <w:charset w:val="00"/>
     <w:family w:val="roman"/>
     <w:pitch w:val="variable"/>
-    <w:sig w:usb0="E00002FF" w:usb1="400004FF" w:usb2="00000000" w:usb3="00000000" w:csb0="0000019F" w:csb1="00000000"/>
+    <w:sig w:usb0="E00006FF" w:usb1="420024FF" w:usb2="02000000" w:usb3="00000000" w:csb0="0000019F" w:csb1="00000000"/>
   </w:font>
   <w:font w:name="Calibri">
     <w:panose1 w:val="020F0502020204030204"/>
     <w:charset w:val="00"/>
     <w:family w:val="swiss"/>
     <w:pitch w:val="variable"/>
-    <w:sig w:usb0="E0002AFF" w:usb1="C000247B" w:usb2="00000009" w:usb3="00000000" w:csb0="000001FF" w:csb1="00000000"/>
+    <w:sig w:usb0="E4002EFF" w:usb1="C200247B" w:usb2="00000009" w:usb3="00000000" w:csb0="000001FF" w:csb1="00000000"/>
   </w:font>
   <w:font w:name="MS Gothic">
     <w:altName w:val="ＭＳ ゴシック"/>
@@ -26169,7 +26233,9 @@
     <w:rsidRoot w:val="00415A24"/>
     <w:rsid w:val="001969FA"/>
     <w:rsid w:val="00415A24"/>
+    <w:rsid w:val="006544E4"/>
     <w:rsid w:val="00697B85"/>
+    <w:rsid w:val="007C5595"/>
     <w:rsid w:val="00941A75"/>
     <w:rsid w:val="00A17CD8"/>
     <w:rsid w:val="00A31CEB"/>
